--- a/cudmore-narrative-cv/word-docs/cover-letter.docx
+++ b/cudmore-narrative-cv/word-docs/cover-letter.docx
@@ -48,7 +48,7 @@
         <w:pStyle w:val="BodyText"/>
       </w:pPr>
       <w:r>
-        <w:t xml:space="preserve">I bring hands-on experimental experience in neuroscience, vascular biology, and cardiac physiology. I have built custom microscopy and electrophysiology acquisition systems and developed software for real-time data acquisition and visualization. My analysis software uses a modular architecture that separates a unified computational backend from the graphical and scripting interfaces used to access it. The same software remains with a project while data are acquired, during offline analysis, and at publication. At every stage, researchers use the same data model and analytical methods. This preserves reproducibility while allowing the software to evolve as scientific questions change.</w:t>
+        <w:t xml:space="preserve">I bring hands-on experimental experience in neuroscience, vascular biology, and cardiac physiology. Although the biological questions differ across an imaging core, researchers share many of the same needs for reliable data management, quantitative analysis, reproducible workflows, and practical support. I have also built and supported custom microscopy and electrophysiology acquisition systems, giving me direct experience with how data collection shapes the analysis that follows. My analysis software uses a modular architecture that separates a unified computational backend from the graphical and scripting interfaces used to access it. The same software remains with a project while data are acquired, during offline analysis, and at publication. At every stage, researchers use the same data model and analytical methods. This preserves reproducibility while allowing the software to evolve as scientific questions change.</w:t>
       </w:r>
     </w:p>
     <w:p>
